--- a/tillsyn/A 40836-2022 tillsynsbegäran.docx
+++ b/tillsyn/A 40836-2022 tillsynsbegäran.docx
@@ -276,7 +276,7 @@
     <w:r>
       <w:tab/>
       <w:tab/>
-      <w:t>2026-06-18</w:t>
+      <w:t>2026-06-19</w:t>
       <w:br/>
       <w:br/>
     </w:r>

--- a/tillsyn/A 40836-2022 tillsynsbegäran.docx
+++ b/tillsyn/A 40836-2022 tillsynsbegäran.docx
@@ -276,7 +276,7 @@
     <w:r>
       <w:tab/>
       <w:tab/>
-      <w:t>2026-06-19</w:t>
+      <w:t>2026-06-20</w:t>
       <w:br/>
       <w:br/>
     </w:r>

--- a/tillsyn/A 40836-2022 tillsynsbegäran.docx
+++ b/tillsyn/A 40836-2022 tillsynsbegäran.docx
@@ -12,10 +12,7 @@
     </w:p>
     <w:p>
       <w:r>
-        <w:t>Detta dokument behandlar höga naturvärden i avverkningsanmälan A 40836-2022 i Jokkmokks kommun som inkom 2022-09-20 och omfattar 229,8 ha.</w:t>
-      </w:r>
-      <w:r>
-        <w:t xml:space="preserve"> I Figur 1 visas fyndplatser för naturvårdsarter i området, som finns registrerade på Artportalen.</w:t>
+        <w:t>Denna tillsynsbegäran behandlar höga naturvärden i avverkningsanmälan A 40836-2022 i Jokkmokks kommun som inkom 2022-09-20 och omfattar 229,8 ha.</w:t>
       </w:r>
     </w:p>
     <w:p>
@@ -63,7 +60,20 @@
         <w:spacing w:after="240"/>
       </w:pPr>
       <w:r>
-        <w:t>Figur 1. Fyndplatser för naturvårdsarter inom 16 meter från avverkningsanmälan (röd linje). Inom parentes anges rödlistekategorier, S för signalarter, Tför typiska arter och fridlysningsparagrafer i artskyddsförordningen.Markörer utan svart kant är placerade på fyndplatsen. Markörer med svart kant är placerade vid sidan av fyndplatsen och har ett svart streck som visar fyndplatsens exakta position. Kartans mittpunktskoordinat är N 7370807, E 727628 i SWEREF 99 TM.</w:t>
+        <w:t>Figur 1. Fyndplatser för naturvårdsarter inom 16 meter från avverkningsanmälan. Markörer utan svart kant är placerade på fyndplatsen. Markörer med svart kant är placerade vid sidan av fyndplatsen har ett svart streck som visar fyndplatsens exakta position. Kartans mittpunktskoordinat är N 7370807, E 727628 i SWEREF 99 TM.</w:t>
+      </w:r>
+    </w:p>
+    <w:p>
+      <w:r>
+        <w:t>Inom 16 meter från avverkningsanmälan finns fynd av 2 naturvårdsarter, varav 2 är rödlistade och 2 är typiska (T): garnlav (VU, T) och gammelgransskål (NT, T). Se Figur 1.</w:t>
+      </w:r>
+    </w:p>
+    <w:p>
+      <w:pPr>
+        <w:pStyle w:val="Heading1"/>
+      </w:pPr>
+      <w:r>
+        <w:t>Tillsynsbegäran</w:t>
       </w:r>
     </w:p>
     <w:p>
@@ -77,46 +87,16 @@
       </w:r>
     </w:p>
     <w:p>
-      <w:r>
-        <w:t>Nedan beskrivs fynd av naturvårdsarter som gjorts i det avverkningsanmälda området.</w:t>
-      </w:r>
-    </w:p>
-    <w:p>
       <w:pPr>
         <w:pStyle w:val="Heading1"/>
       </w:pPr>
       <w:r>
-        <w:t>Naturvårdsarter</w:t>
+        <w:t>Naturvårdsarter och fridlysta arter</w:t>
       </w:r>
     </w:p>
     <w:p>
       <w:r>
-        <w:t>Inom 16 meter från avverkningsanmälan har följande 2 naturvårdsarter hittats: garnlav (VU, T) och gammelgransskål (NT, T). Av dessa är 2 rödlistade. För rödlistade arter har rödlistekategorin angivits inom parentes. Typiska arter inom Natura 2000 som är kopplade till skogsekosystem har markerats med (T).</w:t>
-      </w:r>
-    </w:p>
-    <w:p>
-      <w:r>
-        <w:t>De påträffade naturvårdsarterna är ett tydligt kvitto på att det rör sig om en skog med höga naturvärden.</w:t>
-      </w:r>
-    </w:p>
-    <w:p>
-      <w:r>
-        <w:rPr>
-          <w:b/>
-        </w:rPr>
-        <w:t>Gammelgransskål (NT)</w:t>
-      </w:r>
-      <w:r>
-        <w:t xml:space="preserve"> är en liten skålsvamp som växer på gamla granar med skrovlig bark. Typiska växtplatser är gransumpskog i myrkanter, bäckdråg, bäckraviner och skuggiga bergssluttningar, men också skog på torrare mark kan hysa arten om beståndet har stark naturskogskaraktär. Bestånd med arten bör behandlas som nyckelbiotoper och sparas vid en slutavverkning. Även gallring bör undvikas. Gammelgransskål är typisk art för </w:t>
-      </w:r>
-      <w:r>
-        <w:rPr>
-          <w:i/>
-        </w:rPr>
-        <w:t>9010 Taiga</w:t>
-      </w:r>
-      <w:r>
-        <w:t xml:space="preserve"> (SLU Artdatabanken, 2024; Nitare &amp; Skogsstyrelsen, 2019).</w:t>
+        <w:t>Nedan följer beskrivningar av de naturvårdsarter och fridlysta arter som har sina livsmiljöer och växtplatser i den avverkningsanmälda skogen. De påträffade naturvårdsarterna är ett tydligt kvitto på att det rör sig om en skog med höga naturvärden.</w:t>
       </w:r>
     </w:p>
     <w:p>
@@ -146,6 +126,26 @@
       </w:r>
       <w:r>
         <w:t xml:space="preserve"> (SLU Artdatabanken, 2026).</w:t>
+      </w:r>
+    </w:p>
+    <w:p>
+      <w:r>
+        <w:rPr>
+          <w:b/>
+        </w:rPr>
+        <w:t>Gammelgransskål (NT)</w:t>
+      </w:r>
+      <w:r>
+        <w:t xml:space="preserve"> är en liten skålsvamp som växer på gamla granar med skrovlig bark. Typiska växtplatser är gransumpskog i myrkanter, bäckdråg, bäckraviner och skuggiga bergssluttningar, men också skog på torrare mark kan hysa arten om beståndet har stark naturskogskaraktär. Bestånd med arten bör behandlas som nyckelbiotoper och sparas vid en slutavverkning. Även gallring bör undvikas. Gammelgransskål är typisk art för </w:t>
+      </w:r>
+      <w:r>
+        <w:rPr>
+          <w:i/>
+        </w:rPr>
+        <w:t>9010 Taiga</w:t>
+      </w:r>
+      <w:r>
+        <w:t xml:space="preserve"> (SLU Artdatabanken, 2024; Nitare &amp; Skogsstyrelsen, 2019).</w:t>
       </w:r>
     </w:p>
     <w:sectPr>
@@ -276,7 +276,7 @@
     <w:r>
       <w:tab/>
       <w:tab/>
-      <w:t>2026-06-20</w:t>
+      <w:t>2026-06-21</w:t>
       <w:br/>
       <w:br/>
     </w:r>

--- a/tillsyn/A 40836-2022 tillsynsbegäran.docx
+++ b/tillsyn/A 40836-2022 tillsynsbegäran.docx
@@ -276,7 +276,7 @@
     <w:r>
       <w:tab/>
       <w:tab/>
-      <w:t>2026-06-21</w:t>
+      <w:t>2026-06-22</w:t>
       <w:br/>
       <w:br/>
     </w:r>

--- a/tillsyn/A 40836-2022 tillsynsbegäran.docx
+++ b/tillsyn/A 40836-2022 tillsynsbegäran.docx
@@ -276,7 +276,7 @@
     <w:r>
       <w:tab/>
       <w:tab/>
-      <w:t>2026-06-22</w:t>
+      <w:t>2026-06-23</w:t>
       <w:br/>
       <w:br/>
     </w:r>

--- a/tillsyn/A 40836-2022 tillsynsbegäran.docx
+++ b/tillsyn/A 40836-2022 tillsynsbegäran.docx
@@ -276,7 +276,7 @@
     <w:r>
       <w:tab/>
       <w:tab/>
-      <w:t>2026-06-23</w:t>
+      <w:t>2026-06-24</w:t>
       <w:br/>
       <w:br/>
     </w:r>

--- a/tillsyn/A 40836-2022 tillsynsbegäran.docx
+++ b/tillsyn/A 40836-2022 tillsynsbegäran.docx
@@ -276,7 +276,7 @@
     <w:r>
       <w:tab/>
       <w:tab/>
-      <w:t>2026-06-24</w:t>
+      <w:t>2026-06-25</w:t>
       <w:br/>
       <w:br/>
     </w:r>

--- a/tillsyn/A 40836-2022 tillsynsbegäran.docx
+++ b/tillsyn/A 40836-2022 tillsynsbegäran.docx
@@ -276,7 +276,7 @@
     <w:r>
       <w:tab/>
       <w:tab/>
-      <w:t>2026-06-25</w:t>
+      <w:t>2026-06-26</w:t>
       <w:br/>
       <w:br/>
     </w:r>

--- a/tillsyn/A 40836-2022 tillsynsbegäran.docx
+++ b/tillsyn/A 40836-2022 tillsynsbegäran.docx
@@ -276,7 +276,7 @@
     <w:r>
       <w:tab/>
       <w:tab/>
-      <w:t>2026-06-26</w:t>
+      <w:t>2026-06-27</w:t>
       <w:br/>
       <w:br/>
     </w:r>

--- a/tillsyn/A 40836-2022 tillsynsbegäran.docx
+++ b/tillsyn/A 40836-2022 tillsynsbegäran.docx
@@ -276,7 +276,7 @@
     <w:r>
       <w:tab/>
       <w:tab/>
-      <w:t>2026-06-27</w:t>
+      <w:t>2026-06-28</w:t>
       <w:br/>
       <w:br/>
     </w:r>

--- a/tillsyn/A 40836-2022 tillsynsbegäran.docx
+++ b/tillsyn/A 40836-2022 tillsynsbegäran.docx
@@ -276,7 +276,7 @@
     <w:r>
       <w:tab/>
       <w:tab/>
-      <w:t>2026-06-28</w:t>
+      <w:t>2026-06-29</w:t>
       <w:br/>
       <w:br/>
     </w:r>

--- a/tillsyn/A 40836-2022 tillsynsbegäran.docx
+++ b/tillsyn/A 40836-2022 tillsynsbegäran.docx
@@ -276,7 +276,7 @@
     <w:r>
       <w:tab/>
       <w:tab/>
-      <w:t>2026-06-29</w:t>
+      <w:t>2026-06-30</w:t>
       <w:br/>
       <w:br/>
     </w:r>

--- a/tillsyn/A 40836-2022 tillsynsbegäran.docx
+++ b/tillsyn/A 40836-2022 tillsynsbegäran.docx
@@ -276,7 +276,7 @@
     <w:r>
       <w:tab/>
       <w:tab/>
-      <w:t>2026-06-30</w:t>
+      <w:t>2026-07-01</w:t>
       <w:br/>
       <w:br/>
     </w:r>

--- a/tillsyn/A 40836-2022 tillsynsbegäran.docx
+++ b/tillsyn/A 40836-2022 tillsynsbegäran.docx
@@ -276,7 +276,7 @@
     <w:r>
       <w:tab/>
       <w:tab/>
-      <w:t>2026-07-01</w:t>
+      <w:t>2026-07-02</w:t>
       <w:br/>
       <w:br/>
     </w:r>

--- a/tillsyn/A 40836-2022 tillsynsbegäran.docx
+++ b/tillsyn/A 40836-2022 tillsynsbegäran.docx
@@ -276,7 +276,7 @@
     <w:r>
       <w:tab/>
       <w:tab/>
-      <w:t>2026-07-13</w:t>
+      <w:t>2026-07-14</w:t>
       <w:br/>
       <w:br/>
     </w:r>

--- a/tillsyn/A 40836-2022 tillsynsbegäran.docx
+++ b/tillsyn/A 40836-2022 tillsynsbegäran.docx
@@ -276,7 +276,7 @@
     <w:r>
       <w:tab/>
       <w:tab/>
-      <w:t>2026-07-14</w:t>
+      <w:t>2026-07-15</w:t>
       <w:br/>
       <w:br/>
     </w:r>

--- a/tillsyn/A 40836-2022 tillsynsbegäran.docx
+++ b/tillsyn/A 40836-2022 tillsynsbegäran.docx
@@ -276,7 +276,7 @@
     <w:r>
       <w:tab/>
       <w:tab/>
-      <w:t>2026-07-15</w:t>
+      <w:t>2026-07-16</w:t>
       <w:br/>
       <w:br/>
     </w:r>

--- a/tillsyn/A 40836-2022 tillsynsbegäran.docx
+++ b/tillsyn/A 40836-2022 tillsynsbegäran.docx
@@ -276,7 +276,7 @@
     <w:r>
       <w:tab/>
       <w:tab/>
-      <w:t>2026-07-16</w:t>
+      <w:t>2026-07-17</w:t>
       <w:br/>
       <w:br/>
     </w:r>

--- a/tillsyn/A 40836-2022 tillsynsbegäran.docx
+++ b/tillsyn/A 40836-2022 tillsynsbegäran.docx
@@ -276,7 +276,7 @@
     <w:r>
       <w:tab/>
       <w:tab/>
-      <w:t>2026-07-17</w:t>
+      <w:t>2026-07-18</w:t>
       <w:br/>
       <w:br/>
     </w:r>

--- a/tillsyn/A 40836-2022 tillsynsbegäran.docx
+++ b/tillsyn/A 40836-2022 tillsynsbegäran.docx
@@ -276,7 +276,7 @@
     <w:r>
       <w:tab/>
       <w:tab/>
-      <w:t>2026-07-18</w:t>
+      <w:t>2026-07-19</w:t>
       <w:br/>
       <w:br/>
     </w:r>

--- a/tillsyn/A 40836-2022 tillsynsbegäran.docx
+++ b/tillsyn/A 40836-2022 tillsynsbegäran.docx
@@ -276,7 +276,7 @@
     <w:r>
       <w:tab/>
       <w:tab/>
-      <w:t>2026-07-19</w:t>
+      <w:t>2026-07-20</w:t>
       <w:br/>
       <w:br/>
     </w:r>

--- a/tillsyn/A 40836-2022 tillsynsbegäran.docx
+++ b/tillsyn/A 40836-2022 tillsynsbegäran.docx
@@ -276,7 +276,7 @@
     <w:r>
       <w:tab/>
       <w:tab/>
-      <w:t>2026-07-20</w:t>
+      <w:t>2026-07-21</w:t>
       <w:br/>
       <w:br/>
     </w:r>

--- a/tillsyn/A 40836-2022 tillsynsbegäran.docx
+++ b/tillsyn/A 40836-2022 tillsynsbegäran.docx
@@ -276,7 +276,7 @@
     <w:r>
       <w:tab/>
       <w:tab/>
-      <w:t>2026-07-21</w:t>
+      <w:t>2026-07-22</w:t>
       <w:br/>
       <w:br/>
     </w:r>

--- a/tillsyn/A 40836-2022 tillsynsbegäran.docx
+++ b/tillsyn/A 40836-2022 tillsynsbegäran.docx
@@ -276,7 +276,7 @@
     <w:r>
       <w:tab/>
       <w:tab/>
-      <w:t>2026-07-22</w:t>
+      <w:t>2026-07-23</w:t>
       <w:br/>
       <w:br/>
     </w:r>

--- a/tillsyn/A 40836-2022 tillsynsbegäran.docx
+++ b/tillsyn/A 40836-2022 tillsynsbegäran.docx
@@ -276,7 +276,7 @@
     <w:r>
       <w:tab/>
       <w:tab/>
-      <w:t>2026-07-23</w:t>
+      <w:t>2026-07-24</w:t>
       <w:br/>
       <w:br/>
     </w:r>

--- a/tillsyn/A 40836-2022 tillsynsbegäran.docx
+++ b/tillsyn/A 40836-2022 tillsynsbegäran.docx
@@ -276,7 +276,7 @@
     <w:r>
       <w:tab/>
       <w:tab/>
-      <w:t>2026-07-24</w:t>
+      <w:t>2026-07-25</w:t>
       <w:br/>
       <w:br/>
     </w:r>

--- a/tillsyn/A 40836-2022 tillsynsbegäran.docx
+++ b/tillsyn/A 40836-2022 tillsynsbegäran.docx
@@ -276,7 +276,7 @@
     <w:r>
       <w:tab/>
       <w:tab/>
-      <w:t>2026-07-25</w:t>
+      <w:t>2026-07-26</w:t>
       <w:br/>
       <w:br/>
     </w:r>

--- a/tillsyn/A 40836-2022 tillsynsbegäran.docx
+++ b/tillsyn/A 40836-2022 tillsynsbegäran.docx
@@ -276,7 +276,7 @@
     <w:r>
       <w:tab/>
       <w:tab/>
-      <w:t>2026-07-26</w:t>
+      <w:t>2026-07-27</w:t>
       <w:br/>
       <w:br/>
     </w:r>

--- a/tillsyn/A 40836-2022 tillsynsbegäran.docx
+++ b/tillsyn/A 40836-2022 tillsynsbegäran.docx
@@ -276,7 +276,7 @@
     <w:r>
       <w:tab/>
       <w:tab/>
-      <w:t>2026-07-27</w:t>
+      <w:t>2026-07-28</w:t>
       <w:br/>
       <w:br/>
     </w:r>

--- a/tillsyn/A 40836-2022 tillsynsbegäran.docx
+++ b/tillsyn/A 40836-2022 tillsynsbegäran.docx
@@ -276,7 +276,7 @@
     <w:r>
       <w:tab/>
       <w:tab/>
-      <w:t>2026-07-28</w:t>
+      <w:t>2026-07-29</w:t>
       <w:br/>
       <w:br/>
     </w:r>

--- a/tillsyn/A 40836-2022 tillsynsbegäran.docx
+++ b/tillsyn/A 40836-2022 tillsynsbegäran.docx
@@ -276,7 +276,7 @@
     <w:r>
       <w:tab/>
       <w:tab/>
-      <w:t>2026-07-29</w:t>
+      <w:t>2026-07-30</w:t>
       <w:br/>
       <w:br/>
     </w:r>

--- a/tillsyn/A 40836-2022 tillsynsbegäran.docx
+++ b/tillsyn/A 40836-2022 tillsynsbegäran.docx
@@ -276,7 +276,7 @@
     <w:r>
       <w:tab/>
       <w:tab/>
-      <w:t>2026-07-30</w:t>
+      <w:t>2026-07-31</w:t>
       <w:br/>
       <w:br/>
     </w:r>

--- a/tillsyn/A 40836-2022 tillsynsbegäran.docx
+++ b/tillsyn/A 40836-2022 tillsynsbegäran.docx
@@ -276,7 +276,7 @@
     <w:r>
       <w:tab/>
       <w:tab/>
-      <w:t>2026-07-31</w:t>
+      <w:t>2026-08-01</w:t>
       <w:br/>
       <w:br/>
     </w:r>

--- a/tillsyn/A 40836-2022 tillsynsbegäran.docx
+++ b/tillsyn/A 40836-2022 tillsynsbegäran.docx
@@ -276,7 +276,7 @@
     <w:r>
       <w:tab/>
       <w:tab/>
-      <w:t>2026-08-01</w:t>
+      <w:t>2026-08-02</w:t>
       <w:br/>
       <w:br/>
     </w:r>

--- a/tillsyn/A 40836-2022 tillsynsbegäran.docx
+++ b/tillsyn/A 40836-2022 tillsynsbegäran.docx
@@ -276,7 +276,7 @@
     <w:r>
       <w:tab/>
       <w:tab/>
-      <w:t>2026-08-02</w:t>
+      <w:t>2026-08-03</w:t>
       <w:br/>
       <w:br/>
     </w:r>

--- a/tillsyn/A 40836-2022 tillsynsbegäran.docx
+++ b/tillsyn/A 40836-2022 tillsynsbegäran.docx
@@ -276,7 +276,7 @@
     <w:r>
       <w:tab/>
       <w:tab/>
-      <w:t>2026-08-03</w:t>
+      <w:t>2026-08-05</w:t>
       <w:br/>
       <w:br/>
     </w:r>

--- a/tillsyn/A 40836-2022 tillsynsbegäran.docx
+++ b/tillsyn/A 40836-2022 tillsynsbegäran.docx
@@ -276,7 +276,7 @@
     <w:r>
       <w:tab/>
       <w:tab/>
-      <w:t>2026-08-05</w:t>
+      <w:t>2026-08-07</w:t>
       <w:br/>
       <w:br/>
     </w:r>

--- a/tillsyn/A 40836-2022 tillsynsbegäran.docx
+++ b/tillsyn/A 40836-2022 tillsynsbegäran.docx
@@ -276,7 +276,7 @@
     <w:r>
       <w:tab/>
       <w:tab/>
-      <w:t>2026-08-07</w:t>
+      <w:t>2026-08-08</w:t>
       <w:br/>
       <w:br/>
     </w:r>

--- a/tillsyn/A 40836-2022 tillsynsbegäran.docx
+++ b/tillsyn/A 40836-2022 tillsynsbegäran.docx
@@ -60,7 +60,7 @@
         <w:spacing w:after="240"/>
       </w:pPr>
       <w:r>
-        <w:t>Figur 1. Fyndplatser för naturvårdsarter inom 16 meter från avverkningsanmälan. Markörer utan svart kant är placerade på fyndplatsen. Markörer med svart kant är placerade vid sidan av fyndplatsen har ett svart streck som visar fyndplatsens exakta position. Kartans mittpunktskoordinat är N 7370807, E 727628 i SWEREF 99 TM.</w:t>
+        <w:t>Figur 1. Fyndplatser för naturvårdsarter inom 16 meter från avverkningsanmälan. Markörer utan svart kant är placerade på fyndplatsen. Markörer med svart kant är placerade vid sidan av fyndplatsen och har ett svart streck som visar fyndplatsens exakta position. Kartans mittpunktskoordinat är N 7370807, E 727628 i SWEREF 99 TM.</w:t>
       </w:r>
     </w:p>
     <w:p>
@@ -276,7 +276,7 @@
     <w:r>
       <w:tab/>
       <w:tab/>
-      <w:t>2026-08-14</w:t>
+      <w:t>2026-08-15</w:t>
       <w:br/>
       <w:br/>
     </w:r>

--- a/tillsyn/A 40836-2022 tillsynsbegäran.docx
+++ b/tillsyn/A 40836-2022 tillsynsbegäran.docx
@@ -276,7 +276,7 @@
     <w:r>
       <w:tab/>
       <w:tab/>
-      <w:t>2026-08-15</w:t>
+      <w:t>2026-08-16</w:t>
       <w:br/>
       <w:br/>
     </w:r>

--- a/tillsyn/A 40836-2022 tillsynsbegäran.docx
+++ b/tillsyn/A 40836-2022 tillsynsbegäran.docx
@@ -276,7 +276,7 @@
     <w:r>
       <w:tab/>
       <w:tab/>
-      <w:t>2026-08-16</w:t>
+      <w:t>2026-08-17</w:t>
       <w:br/>
       <w:br/>
     </w:r>

--- a/tillsyn/A 40836-2022 tillsynsbegäran.docx
+++ b/tillsyn/A 40836-2022 tillsynsbegäran.docx
@@ -276,7 +276,7 @@
     <w:r>
       <w:tab/>
       <w:tab/>
-      <w:t>2026-08-17</w:t>
+      <w:t>2026-08-18</w:t>
       <w:br/>
       <w:br/>
     </w:r>

--- a/tillsyn/A 40836-2022 tillsynsbegäran.docx
+++ b/tillsyn/A 40836-2022 tillsynsbegäran.docx
@@ -276,7 +276,7 @@
     <w:r>
       <w:tab/>
       <w:tab/>
-      <w:t>2026-08-18</w:t>
+      <w:t>2026-08-19</w:t>
       <w:br/>
       <w:br/>
     </w:r>

--- a/tillsyn/A 40836-2022 tillsynsbegäran.docx
+++ b/tillsyn/A 40836-2022 tillsynsbegäran.docx
@@ -276,7 +276,7 @@
     <w:r>
       <w:tab/>
       <w:tab/>
-      <w:t>2026-08-19</w:t>
+      <w:t>2026-08-20</w:t>
       <w:br/>
       <w:br/>
     </w:r>

--- a/tillsyn/A 40836-2022 tillsynsbegäran.docx
+++ b/tillsyn/A 40836-2022 tillsynsbegäran.docx
@@ -276,7 +276,7 @@
     <w:r>
       <w:tab/>
       <w:tab/>
-      <w:t>2026-08-20</w:t>
+      <w:t>2026-08-21</w:t>
       <w:br/>
       <w:br/>
     </w:r>

--- a/tillsyn/A 40836-2022 tillsynsbegäran.docx
+++ b/tillsyn/A 40836-2022 tillsynsbegäran.docx
@@ -276,7 +276,7 @@
     <w:r>
       <w:tab/>
       <w:tab/>
-      <w:t>2026-08-21</w:t>
+      <w:t>2026-08-22</w:t>
       <w:br/>
       <w:br/>
     </w:r>

--- a/tillsyn/A 40836-2022 tillsynsbegäran.docx
+++ b/tillsyn/A 40836-2022 tillsynsbegäran.docx
@@ -276,7 +276,7 @@
     <w:r>
       <w:tab/>
       <w:tab/>
-      <w:t>2026-08-22</w:t>
+      <w:t>2026-08-23</w:t>
       <w:br/>
       <w:br/>
     </w:r>

--- a/tillsyn/A 40836-2022 tillsynsbegäran.docx
+++ b/tillsyn/A 40836-2022 tillsynsbegäran.docx
@@ -276,7 +276,7 @@
     <w:r>
       <w:tab/>
       <w:tab/>
-      <w:t>2026-08-23</w:t>
+      <w:t>2026-08-24</w:t>
       <w:br/>
       <w:br/>
     </w:r>

--- a/tillsyn/A 40836-2022 tillsynsbegäran.docx
+++ b/tillsyn/A 40836-2022 tillsynsbegäran.docx
@@ -276,7 +276,7 @@
     <w:r>
       <w:tab/>
       <w:tab/>
-      <w:t>2026-08-24</w:t>
+      <w:t>2026-08-25</w:t>
       <w:br/>
       <w:br/>
     </w:r>

--- a/tillsyn/A 40836-2022 tillsynsbegäran.docx
+++ b/tillsyn/A 40836-2022 tillsynsbegäran.docx
@@ -276,7 +276,7 @@
     <w:r>
       <w:tab/>
       <w:tab/>
-      <w:t>2026-08-25</w:t>
+      <w:t>2026-08-26</w:t>
       <w:br/>
       <w:br/>
     </w:r>

--- a/tillsyn/A 40836-2022 tillsynsbegäran.docx
+++ b/tillsyn/A 40836-2022 tillsynsbegäran.docx
@@ -276,7 +276,7 @@
     <w:r>
       <w:tab/>
       <w:tab/>
-      <w:t>2026-08-26</w:t>
+      <w:t>2026-08-27</w:t>
       <w:br/>
       <w:br/>
     </w:r>

--- a/tillsyn/A 40836-2022 tillsynsbegäran.docx
+++ b/tillsyn/A 40836-2022 tillsynsbegäran.docx
@@ -276,7 +276,7 @@
     <w:r>
       <w:tab/>
       <w:tab/>
-      <w:t>2026-08-27</w:t>
+      <w:t>2026-08-28</w:t>
       <w:br/>
       <w:br/>
     </w:r>

--- a/tillsyn/A 40836-2022 tillsynsbegäran.docx
+++ b/tillsyn/A 40836-2022 tillsynsbegäran.docx
@@ -276,7 +276,7 @@
     <w:r>
       <w:tab/>
       <w:tab/>
-      <w:t>2026-08-28</w:t>
+      <w:t>2026-08-29</w:t>
       <w:br/>
       <w:br/>
     </w:r>

--- a/tillsyn/A 40836-2022 tillsynsbegäran.docx
+++ b/tillsyn/A 40836-2022 tillsynsbegäran.docx
@@ -276,7 +276,7 @@
     <w:r>
       <w:tab/>
       <w:tab/>
-      <w:t>2026-08-29</w:t>
+      <w:t>2026-08-31</w:t>
       <w:br/>
       <w:br/>
     </w:r>

--- a/tillsyn/A 40836-2022 tillsynsbegäran.docx
+++ b/tillsyn/A 40836-2022 tillsynsbegäran.docx
@@ -276,7 +276,7 @@
     <w:r>
       <w:tab/>
       <w:tab/>
-      <w:t>2026-08-31</w:t>
+      <w:t>2026-09-01</w:t>
       <w:br/>
       <w:br/>
     </w:r>

--- a/tillsyn/A 40836-2022 tillsynsbegäran.docx
+++ b/tillsyn/A 40836-2022 tillsynsbegäran.docx
@@ -276,7 +276,7 @@
     <w:r>
       <w:tab/>
       <w:tab/>
-      <w:t>2026-09-01</w:t>
+      <w:t>2026-09-02</w:t>
       <w:br/>
       <w:br/>
     </w:r>

--- a/tillsyn/A 40836-2022 tillsynsbegäran.docx
+++ b/tillsyn/A 40836-2022 tillsynsbegäran.docx
@@ -276,7 +276,7 @@
     <w:r>
       <w:tab/>
       <w:tab/>
-      <w:t>2026-09-02</w:t>
+      <w:t>2026-09-03</w:t>
       <w:br/>
       <w:br/>
     </w:r>

--- a/tillsyn/A 40836-2022 tillsynsbegäran.docx
+++ b/tillsyn/A 40836-2022 tillsynsbegäran.docx
@@ -276,7 +276,7 @@
     <w:r>
       <w:tab/>
       <w:tab/>
-      <w:t>2026-09-03</w:t>
+      <w:t>2026-09-04</w:t>
       <w:br/>
       <w:br/>
     </w:r>

--- a/tillsyn/A 40836-2022 tillsynsbegäran.docx
+++ b/tillsyn/A 40836-2022 tillsynsbegäran.docx
@@ -276,7 +276,7 @@
     <w:r>
       <w:tab/>
       <w:tab/>
-      <w:t>2026-09-04</w:t>
+      <w:t>2026-09-05</w:t>
       <w:br/>
       <w:br/>
     </w:r>

--- a/tillsyn/A 40836-2022 tillsynsbegäran.docx
+++ b/tillsyn/A 40836-2022 tillsynsbegäran.docx
@@ -276,7 +276,7 @@
     <w:r>
       <w:tab/>
       <w:tab/>
-      <w:t>2026-09-05</w:t>
+      <w:t>2026-09-06</w:t>
       <w:br/>
       <w:br/>
     </w:r>

--- a/tillsyn/A 40836-2022 tillsynsbegäran.docx
+++ b/tillsyn/A 40836-2022 tillsynsbegäran.docx
@@ -276,7 +276,7 @@
     <w:r>
       <w:tab/>
       <w:tab/>
-      <w:t>2026-09-06</w:t>
+      <w:t>2026-09-07</w:t>
       <w:br/>
       <w:br/>
     </w:r>

--- a/tillsyn/A 40836-2022 tillsynsbegäran.docx
+++ b/tillsyn/A 40836-2022 tillsynsbegäran.docx
@@ -276,7 +276,7 @@
     <w:r>
       <w:tab/>
       <w:tab/>
-      <w:t>2026-09-07</w:t>
+      <w:t>2026-09-08</w:t>
       <w:br/>
       <w:br/>
     </w:r>

--- a/tillsyn/A 40836-2022 tillsynsbegäran.docx
+++ b/tillsyn/A 40836-2022 tillsynsbegäran.docx
@@ -276,7 +276,7 @@
     <w:r>
       <w:tab/>
       <w:tab/>
-      <w:t>2026-09-08</w:t>
+      <w:t>2026-09-09</w:t>
       <w:br/>
       <w:br/>
     </w:r>

--- a/tillsyn/A 40836-2022 tillsynsbegäran.docx
+++ b/tillsyn/A 40836-2022 tillsynsbegäran.docx
@@ -276,7 +276,7 @@
     <w:r>
       <w:tab/>
       <w:tab/>
-      <w:t>2026-09-09</w:t>
+      <w:t>2026-09-10</w:t>
       <w:br/>
       <w:br/>
     </w:r>

--- a/tillsyn/A 40836-2022 tillsynsbegäran.docx
+++ b/tillsyn/A 40836-2022 tillsynsbegäran.docx
@@ -276,7 +276,7 @@
     <w:r>
       <w:tab/>
       <w:tab/>
-      <w:t>2026-09-10</w:t>
+      <w:t>2026-09-11</w:t>
       <w:br/>
       <w:br/>
     </w:r>

--- a/tillsyn/A 40836-2022 tillsynsbegäran.docx
+++ b/tillsyn/A 40836-2022 tillsynsbegäran.docx
@@ -276,7 +276,7 @@
     <w:r>
       <w:tab/>
       <w:tab/>
-      <w:t>2026-09-11</w:t>
+      <w:t>2026-09-12</w:t>
       <w:br/>
       <w:br/>
     </w:r>
